--- a/00-首页/题组Word/综合模拟卷/综合模拟卷VII-学生版-打印版.docx
+++ b/00-首页/题组Word/综合模拟卷/综合模拟卷VII-学生版-打印版.docx
@@ -531,6 +531,14 @@
       <w:tblPr>
         <w:tblStyle w:val="Table"/>
         <w:tblW w:type="auto" w:w="0"/>
+        <w:tblBorders>
+          <w:top w:val="single" w:sz="12" w:space="0" w:color="000000"/>
+          <w:left w:val="none" w:sz="0" w:space="0" w:color="auto"/>
+          <w:bottom w:val="single" w:sz="12" w:space="0" w:color="000000"/>
+          <w:right w:val="none" w:sz="0" w:space="0" w:color="auto"/>
+          <w:insideH w:val="none" w:sz="0" w:space="0" w:color="auto"/>
+          <w:insideV w:val="none" w:sz="0" w:space="0" w:color="auto"/>
+        </w:tblBorders>
         <w:tblLook w:firstRow="1" w:lastRow="0" w:firstColumn="0" w:lastColumn="0" w:noHBand="0" w:noVBand="0" w:val="0020"/>
       </w:tblPr>
       <w:tblGrid>
@@ -542,7 +550,11 @@
           <w:tblHeader w:val="on"/>
         </w:trPr>
         <w:tc>
-          <w:tcPr/>
+          <w:tcPr>
+            <w:tcBorders>
+              <w:bottom w:val="single" w:sz="8" w:space="0" w:color="000000"/>
+            </w:tcBorders>
+          </w:tcPr>
           <w:p>
             <w:pPr>
               <w:pStyle w:val="Compact"/>
@@ -558,7 +570,11 @@
           </w:p>
         </w:tc>
         <w:tc>
-          <w:tcPr/>
+          <w:tcPr>
+            <w:tcBorders>
+              <w:bottom w:val="single" w:sz="8" w:space="0" w:color="000000"/>
+            </w:tcBorders>
+          </w:tcPr>
           <w:p>
             <w:pPr>
               <w:pStyle w:val="Compact"/>
@@ -3504,6 +3520,7 @@
     <w:p>
       <w:pPr>
         <w:pStyle w:val="BodyText"/>
+        <w:spacing w:before="0" w:after="0"/>
       </w:pPr>
       <w:r>
         <w:rPr>
@@ -3955,6 +3972,14 @@
       <w:tblPr>
         <w:tblStyle w:val="Table"/>
         <w:tblW w:type="auto" w:w="0"/>
+        <w:tblBorders>
+          <w:top w:val="single" w:sz="12" w:space="0" w:color="000000"/>
+          <w:left w:val="none" w:sz="0" w:space="0" w:color="auto"/>
+          <w:bottom w:val="single" w:sz="12" w:space="0" w:color="000000"/>
+          <w:right w:val="none" w:sz="0" w:space="0" w:color="auto"/>
+          <w:insideH w:val="none" w:sz="0" w:space="0" w:color="auto"/>
+          <w:insideV w:val="none" w:sz="0" w:space="0" w:color="auto"/>
+        </w:tblBorders>
         <w:tblLook w:firstRow="1" w:lastRow="0" w:firstColumn="0" w:lastColumn="0" w:noHBand="0" w:noVBand="0" w:val="0020"/>
       </w:tblPr>
       <w:tblGrid>
@@ -3972,7 +3997,11 @@
           <w:tblHeader w:val="on"/>
         </w:trPr>
         <w:tc>
-          <w:tcPr/>
+          <w:tcPr>
+            <w:tcBorders>
+              <w:bottom w:val="single" w:sz="8" w:space="0" w:color="000000"/>
+            </w:tcBorders>
+          </w:tcPr>
           <w:p>
             <w:pPr>
               <w:pStyle w:val="Compact"/>
@@ -3995,7 +4024,11 @@
           </w:p>
         </w:tc>
         <w:tc>
-          <w:tcPr/>
+          <w:tcPr>
+            <w:tcBorders>
+              <w:bottom w:val="single" w:sz="8" w:space="0" w:color="000000"/>
+            </w:tcBorders>
+          </w:tcPr>
           <w:p>
             <w:pPr>
               <w:pStyle w:val="Compact"/>
@@ -4011,7 +4044,11 @@
           </w:p>
         </w:tc>
         <w:tc>
-          <w:tcPr/>
+          <w:tcPr>
+            <w:tcBorders>
+              <w:bottom w:val="single" w:sz="8" w:space="0" w:color="000000"/>
+            </w:tcBorders>
+          </w:tcPr>
           <w:p>
             <w:pPr>
               <w:pStyle w:val="Compact"/>
@@ -4027,7 +4064,11 @@
           </w:p>
         </w:tc>
         <w:tc>
-          <w:tcPr/>
+          <w:tcPr>
+            <w:tcBorders>
+              <w:bottom w:val="single" w:sz="8" w:space="0" w:color="000000"/>
+            </w:tcBorders>
+          </w:tcPr>
           <w:p>
             <w:pPr>
               <w:pStyle w:val="Compact"/>
@@ -4043,7 +4084,11 @@
           </w:p>
         </w:tc>
         <w:tc>
-          <w:tcPr/>
+          <w:tcPr>
+            <w:tcBorders>
+              <w:bottom w:val="single" w:sz="8" w:space="0" w:color="000000"/>
+            </w:tcBorders>
+          </w:tcPr>
           <w:p>
             <w:pPr>
               <w:pStyle w:val="Compact"/>
@@ -4066,7 +4111,11 @@
           </w:p>
         </w:tc>
         <w:tc>
-          <w:tcPr/>
+          <w:tcPr>
+            <w:tcBorders>
+              <w:bottom w:val="single" w:sz="8" w:space="0" w:color="000000"/>
+            </w:tcBorders>
+          </w:tcPr>
           <w:p>
             <w:pPr>
               <w:pStyle w:val="Compact"/>
@@ -4082,7 +4131,11 @@
           </w:p>
         </w:tc>
         <w:tc>
-          <w:tcPr/>
+          <w:tcPr>
+            <w:tcBorders>
+              <w:bottom w:val="single" w:sz="8" w:space="0" w:color="000000"/>
+            </w:tcBorders>
+          </w:tcPr>
           <w:p>
             <w:pPr>
               <w:pStyle w:val="Compact"/>
@@ -4098,7 +4151,11 @@
           </w:p>
         </w:tc>
         <w:tc>
-          <w:tcPr/>
+          <w:tcPr>
+            <w:tcBorders>
+              <w:bottom w:val="single" w:sz="8" w:space="0" w:color="000000"/>
+            </w:tcBorders>
+          </w:tcPr>
           <w:p>
             <w:pPr>
               <w:pStyle w:val="Compact"/>
@@ -6131,6 +6188,14 @@
         <w:tblStyle w:val="Table"/>
         <w:tblW w:type="pct" w:w="5000"/>
         <w:tblLayout w:type="fixed"/>
+        <w:tblBorders>
+          <w:top w:val="single" w:sz="12" w:space="0" w:color="000000"/>
+          <w:left w:val="none" w:sz="0" w:space="0" w:color="auto"/>
+          <w:bottom w:val="single" w:sz="12" w:space="0" w:color="000000"/>
+          <w:right w:val="none" w:sz="0" w:space="0" w:color="auto"/>
+          <w:insideH w:val="none" w:sz="0" w:space="0" w:color="auto"/>
+          <w:insideV w:val="none" w:sz="0" w:space="0" w:color="auto"/>
+        </w:tblBorders>
         <w:tblLook w:firstRow="1" w:lastRow="0" w:firstColumn="0" w:lastColumn="0" w:noHBand="0" w:noVBand="0" w:val="0020"/>
       </w:tblPr>
       <w:tblGrid>
@@ -6143,7 +6208,11 @@
           <w:tblHeader w:val="on"/>
         </w:trPr>
         <w:tc>
-          <w:tcPr/>
+          <w:tcPr>
+            <w:tcBorders>
+              <w:bottom w:val="single" w:sz="8" w:space="0" w:color="000000"/>
+            </w:tcBorders>
+          </w:tcPr>
           <w:p>
             <w:pPr>
               <w:pStyle w:val="Compact"/>
@@ -6159,7 +6228,11 @@
           </w:p>
         </w:tc>
         <w:tc>
-          <w:tcPr/>
+          <w:tcPr>
+            <w:tcBorders>
+              <w:bottom w:val="single" w:sz="8" w:space="0" w:color="000000"/>
+            </w:tcBorders>
+          </w:tcPr>
           <w:p>
             <w:pPr>
               <w:pStyle w:val="Compact"/>
@@ -6182,7 +6255,11 @@
           </w:p>
         </w:tc>
         <w:tc>
-          <w:tcPr/>
+          <w:tcPr>
+            <w:tcBorders>
+              <w:bottom w:val="single" w:sz="8" w:space="0" w:color="000000"/>
+            </w:tcBorders>
+          </w:tcPr>
           <w:p>
             <w:pPr>
               <w:pStyle w:val="Compact"/>
@@ -13638,7 +13715,6 @@
     <w:bookmarkEnd w:id="82"/>
     <w:bookmarkEnd w:id="83"/>
     <w:sectPr>
-      <w:headerReference w:type="default" r:id="rId80"/>
       <w:footerReference w:type="default" r:id="rId9"/>
       <w:footnotePr>
         <w:numRestart w:val="eachSect"/>
@@ -13665,16 +13741,6 @@
       <w:rPr>
         <w:rFonts w:ascii="Times New Roman" w:hAnsi="Times New Roman" w:eastAsia="Times New Roman" w:cs="Times New Roman"/>
         <w:b w:val="0"/>
-        <w:color w:val="000000"/>
-        <w:sz w:val="20"/>
-      </w:rPr>
-      <w:t xml:space="preserve">第 </w:t>
-    </w:r>
-    <w:r>
-      <w:rPr>
-        <w:rFonts w:ascii="Times New Roman" w:hAnsi="Times New Roman" w:eastAsia="Times New Roman" w:cs="Times New Roman"/>
-        <w:b w:val="0"/>
-        <w:color w:val="000000"/>
         <w:sz w:val="20"/>
       </w:rPr>
       <w:fldChar w:fldCharType="begin"/>
@@ -13683,7 +13749,6 @@
       <w:rPr>
         <w:rFonts w:ascii="Times New Roman" w:hAnsi="Times New Roman" w:eastAsia="Times New Roman" w:cs="Times New Roman"/>
         <w:b w:val="0"/>
-        <w:color w:val="000000"/>
         <w:sz w:val="20"/>
       </w:rPr>
       <w:instrText xml:space="preserve"> PAGE </w:instrText>
@@ -13692,91 +13757,9 @@
       <w:rPr>
         <w:rFonts w:ascii="Times New Roman" w:hAnsi="Times New Roman" w:eastAsia="Times New Roman" w:cs="Times New Roman"/>
         <w:b w:val="0"/>
-        <w:color w:val="000000"/>
-        <w:sz w:val="20"/>
-      </w:rPr>
-      <w:fldChar w:fldCharType="separate"/>
-    </w:r>
-    <w:r>
-      <w:rPr>
-        <w:rFonts w:ascii="Times New Roman" w:hAnsi="Times New Roman" w:eastAsia="Times New Roman" w:cs="Times New Roman"/>
-        <w:b w:val="0"/>
-        <w:color w:val="000000"/>
-        <w:sz w:val="20"/>
-      </w:rPr>
-      <w:t>1</w:t>
-    </w:r>
-    <w:r>
-      <w:rPr>
-        <w:rFonts w:ascii="Times New Roman" w:hAnsi="Times New Roman" w:eastAsia="Times New Roman" w:cs="Times New Roman"/>
-        <w:b w:val="0"/>
-        <w:color w:val="000000"/>
         <w:sz w:val="20"/>
       </w:rPr>
       <w:fldChar w:fldCharType="end"/>
-    </w:r>
-    <w:r>
-      <w:rPr>
-        <w:rFonts w:ascii="Times New Roman" w:hAnsi="Times New Roman" w:eastAsia="Times New Roman" w:cs="Times New Roman"/>
-        <w:b w:val="0"/>
-        <w:color w:val="000000"/>
-        <w:sz w:val="20"/>
-      </w:rPr>
-      <w:t xml:space="preserve"> 页 / 共 </w:t>
-    </w:r>
-    <w:r>
-      <w:rPr>
-        <w:rFonts w:ascii="Times New Roman" w:hAnsi="Times New Roman" w:eastAsia="Times New Roman" w:cs="Times New Roman"/>
-        <w:b w:val="0"/>
-        <w:color w:val="000000"/>
-        <w:sz w:val="20"/>
-      </w:rPr>
-      <w:fldChar w:fldCharType="begin"/>
-    </w:r>
-    <w:r>
-      <w:rPr>
-        <w:rFonts w:ascii="Times New Roman" w:hAnsi="Times New Roman" w:eastAsia="Times New Roman" w:cs="Times New Roman"/>
-        <w:b w:val="0"/>
-        <w:color w:val="000000"/>
-        <w:sz w:val="20"/>
-      </w:rPr>
-      <w:instrText xml:space="preserve"> NUMPAGES </w:instrText>
-    </w:r>
-    <w:r>
-      <w:rPr>
-        <w:rFonts w:ascii="Times New Roman" w:hAnsi="Times New Roman" w:eastAsia="Times New Roman" w:cs="Times New Roman"/>
-        <w:b w:val="0"/>
-        <w:color w:val="000000"/>
-        <w:sz w:val="20"/>
-      </w:rPr>
-      <w:fldChar w:fldCharType="separate"/>
-    </w:r>
-    <w:r>
-      <w:rPr>
-        <w:rFonts w:ascii="Times New Roman" w:hAnsi="Times New Roman" w:eastAsia="Times New Roman" w:cs="Times New Roman"/>
-        <w:b w:val="0"/>
-        <w:color w:val="000000"/>
-        <w:sz w:val="20"/>
-      </w:rPr>
-      <w:t>1</w:t>
-    </w:r>
-    <w:r>
-      <w:rPr>
-        <w:rFonts w:ascii="Times New Roman" w:hAnsi="Times New Roman" w:eastAsia="Times New Roman" w:cs="Times New Roman"/>
-        <w:b w:val="0"/>
-        <w:color w:val="000000"/>
-        <w:sz w:val="20"/>
-      </w:rPr>
-      <w:fldChar w:fldCharType="end"/>
-    </w:r>
-    <w:r>
-      <w:rPr>
-        <w:rFonts w:ascii="Times New Roman" w:hAnsi="Times New Roman" w:eastAsia="Times New Roman" w:cs="Times New Roman"/>
-        <w:b w:val="0"/>
-        <w:color w:val="000000"/>
-        <w:sz w:val="20"/>
-      </w:rPr>
-      <w:t xml:space="preserve"> 页</w:t>
     </w:r>
   </w:p>
 </w:ftr>
@@ -13799,28 +13782,6 @@
     </w:p>
   </w:footnote>
 </w:footnotes>
-</file>
-
-<file path=word/header1.xml><?xml version="1.0" encoding="utf-8"?>
-<w:hdr xmlns:m="http://schemas.openxmlformats.org/officeDocument/2006/math" xmlns:mc="http://schemas.openxmlformats.org/markup-compatibility/2006" xmlns:mo="http://schemas.microsoft.com/office/mac/office/2008/main" xmlns:mv="urn:schemas-microsoft-com:mac:vml" xmlns:o="urn:schemas-microsoft-com:office:office" xmlns:r="http://schemas.openxmlformats.org/officeDocument/2006/relationships" xmlns:v="urn:schemas-microsoft-com:vml" xmlns:w10="urn:schemas-microsoft-com:office:word" xmlns:w14="http://schemas.microsoft.com/office/word/2010/wordml" xmlns:w="http://schemas.openxmlformats.org/wordprocessingml/2006/main" xmlns:wne="http://schemas.microsoft.com/office/word/2006/wordml" xmlns:wp14="http://schemas.microsoft.com/office/word/2010/wordprocessingDrawing" xmlns:wp="http://schemas.openxmlformats.org/drawingml/2006/wordprocessingDrawing" xmlns:wpc="http://schemas.microsoft.com/office/word/2010/wordprocessingCanvas" xmlns:wpg="http://schemas.microsoft.com/office/word/2010/wordprocessingGroup" xmlns:wpi="http://schemas.microsoft.com/office/word/2010/wordprocessingInk" xmlns:wps="http://schemas.microsoft.com/office/word/2010/wordprocessingShape" mc:Ignorable="w14 wp14">
-  <w:p>
-    <w:pPr>
-      <w:jc w:val="right"/>
-      <w:pBdr>
-        <w:bottom w:val="single" w:sz="4" w:space="2" w:color="000000"/>
-      </w:pBdr>
-    </w:pPr>
-    <w:r>
-      <w:rPr>
-        <w:rFonts w:ascii="Times New Roman" w:hAnsi="Times New Roman" w:eastAsia="Times New Roman" w:cs="Times New Roman"/>
-        <w:b w:val="0"/>
-        <w:color w:val="000000"/>
-        <w:sz w:val="18"/>
-      </w:rPr>
-      <w:t xml:space="preserve">综合模拟卷VII</w:t>
-    </w:r>
-  </w:p>
-</w:hdr>
 </file>
 
 <file path=word/numbering.xml><?xml version="1.0" encoding="utf-8"?>
